--- a/Financial_Advisory_Clients_Project_Report.docx
+++ b/Financial_Advisory_Clients_Project_Report.docx
@@ -631,7 +631,23 @@
           <w:sz w:val="22"/>
           <w:szCs w:val="22"/>
         </w:rPr>
-        <w:t>. For columns having extreme values I used median whereas for columns other than this used mean. Also for investment portfolio column I filled using 0 value considering the business logic. Also there were five derived columns already present in the dataset. They were handled using the same calculation used to arrive the column values.</w:t>
+        <w:t xml:space="preserve">. For columns having extreme values I used median whereas for columns other than this used mean. </w:t>
+      </w:r>
+      <w:proofErr w:type="gramStart"/>
+      <w:r>
+        <w:rPr>
+          <w:sz w:val="22"/>
+          <w:szCs w:val="22"/>
+        </w:rPr>
+        <w:t>Also</w:t>
+      </w:r>
+      <w:proofErr w:type="gramEnd"/>
+      <w:r>
+        <w:rPr>
+          <w:sz w:val="22"/>
+          <w:szCs w:val="22"/>
+        </w:rPr>
+        <w:t xml:space="preserve"> there were five derived columns already present in the dataset. They were handled using the same calculation used to arrive the column values.</w:t>
       </w:r>
     </w:p>
     <w:p>
@@ -849,7 +865,27 @@
           <w:sz w:val="22"/>
           <w:szCs w:val="22"/>
         </w:rPr>
-        <w:t>Phase 4 -  Overall Summary and Insights</w:t>
+        <w:t xml:space="preserve">Phase 4 </w:t>
+      </w:r>
+      <w:proofErr w:type="gramStart"/>
+      <w:r>
+        <w:rPr>
+          <w:b/>
+          <w:bCs/>
+          <w:sz w:val="22"/>
+          <w:szCs w:val="22"/>
+        </w:rPr>
+        <w:t>-  Overall</w:t>
+      </w:r>
+      <w:proofErr w:type="gramEnd"/>
+      <w:r>
+        <w:rPr>
+          <w:b/>
+          <w:bCs/>
+          <w:sz w:val="22"/>
+          <w:szCs w:val="22"/>
+        </w:rPr>
+        <w:t xml:space="preserve"> Summary and Insights</w:t>
       </w:r>
     </w:p>
     <w:p>
@@ -976,7 +1012,23 @@
           <w:sz w:val="22"/>
           <w:szCs w:val="22"/>
         </w:rPr>
-        <w:t>• Emergency-fund coverage differs across risk groups, with High Risk clients showing lower average coverage.</w:t>
+        <w:t xml:space="preserve">• Emergency-fund coverage differs across risk groups, with </w:t>
+      </w:r>
+      <w:proofErr w:type="gramStart"/>
+      <w:r>
+        <w:rPr>
+          <w:sz w:val="22"/>
+          <w:szCs w:val="22"/>
+        </w:rPr>
+        <w:t>High Risk</w:t>
+      </w:r>
+      <w:proofErr w:type="gramEnd"/>
+      <w:r>
+        <w:rPr>
+          <w:sz w:val="22"/>
+          <w:szCs w:val="22"/>
+        </w:rPr>
+        <w:t xml:space="preserve"> clients showing lower average coverage.</w:t>
       </w:r>
     </w:p>
     <w:p>
@@ -1021,22 +1073,38 @@
           <w:sz w:val="22"/>
           <w:szCs w:val="22"/>
         </w:rPr>
+        <w:t xml:space="preserve">• Retirement is the most common financial goal, followed by </w:t>
+      </w:r>
+      <w:proofErr w:type="gramStart"/>
+      <w:r>
+        <w:rPr>
+          <w:sz w:val="22"/>
+          <w:szCs w:val="22"/>
+        </w:rPr>
+        <w:t>Healthcare</w:t>
+      </w:r>
+      <w:proofErr w:type="gramEnd"/>
+      <w:r>
+        <w:rPr>
+          <w:sz w:val="22"/>
+          <w:szCs w:val="22"/>
+        </w:rPr>
+        <w:t>.</w:t>
+      </w:r>
+    </w:p>
+    <w:p>
+      <w:pPr>
+        <w:rPr>
+          <w:sz w:val="22"/>
+          <w:szCs w:val="22"/>
+        </w:rPr>
+      </w:pPr>
+      <w:r>
+        <w:rPr>
+          <w:sz w:val="22"/>
+          <w:szCs w:val="22"/>
+        </w:rPr>
         <w:lastRenderedPageBreak/>
-        <w:t>• Retirement is the most common financial goal, followed by Healthcare.</w:t>
-      </w:r>
-    </w:p>
-    <w:p>
-      <w:pPr>
-        <w:rPr>
-          <w:sz w:val="22"/>
-          <w:szCs w:val="22"/>
-        </w:rPr>
-      </w:pPr>
-      <w:r>
-        <w:rPr>
-          <w:sz w:val="22"/>
-          <w:szCs w:val="22"/>
-        </w:rPr>
         <w:t>• Strong relationships were found between annual income and monthly expenses (r = 0.89), income and credit score (r = 0.69), and income and total debt (r = 0.66).</w:t>
       </w:r>
     </w:p>
@@ -1109,7 +1177,23 @@
           <w:sz w:val="22"/>
           <w:szCs w:val="22"/>
         </w:rPr>
-        <w:t>Moderate Risk clients form the majority of the base, while Low and High Risk clients currently receive no specialised strategy despite showing lower emergency-fund coverage and smaller portfolios.</w:t>
+        <w:t xml:space="preserve">Moderate Risk clients form the majority of the base, while Low and </w:t>
+      </w:r>
+      <w:proofErr w:type="gramStart"/>
+      <w:r>
+        <w:rPr>
+          <w:sz w:val="22"/>
+          <w:szCs w:val="22"/>
+        </w:rPr>
+        <w:t>High Risk</w:t>
+      </w:r>
+      <w:proofErr w:type="gramEnd"/>
+      <w:r>
+        <w:rPr>
+          <w:sz w:val="22"/>
+          <w:szCs w:val="22"/>
+        </w:rPr>
+        <w:t xml:space="preserve"> clients currently receive no specialised strategy despite showing lower emergency-fund coverage and smaller portfolios.</w:t>
       </w:r>
     </w:p>
     <w:p>
@@ -1220,7 +1304,23 @@
           <w:sz w:val="22"/>
           <w:szCs w:val="22"/>
         </w:rPr>
-        <w:t>With Retirement as the dominant goal (followed by Healthcare), advisory services should offer goal-specific planning frameworks that factor in target amounts, time horizons, current portfolio values and financial capacity together.</w:t>
+        <w:t xml:space="preserve">With Retirement as the dominant goal (followed by </w:t>
+      </w:r>
+      <w:proofErr w:type="gramStart"/>
+      <w:r>
+        <w:rPr>
+          <w:sz w:val="22"/>
+          <w:szCs w:val="22"/>
+        </w:rPr>
+        <w:t>Healthcare</w:t>
+      </w:r>
+      <w:proofErr w:type="gramEnd"/>
+      <w:r>
+        <w:rPr>
+          <w:sz w:val="22"/>
+          <w:szCs w:val="22"/>
+        </w:rPr>
+        <w:t>), advisory services should offer goal-specific planning frameworks that factor in target amounts, time horizons, current portfolio values and financial capacity together.</w:t>
       </w:r>
     </w:p>
     <w:p>
